--- a/Информатика_переделанные.docx
+++ b/Информатика_переделанные.docx
@@ -22,22 +22,22 @@
     </w:p>
     <w:p>
       <w:r>
-        <w:t>2) 12122111</w:t>
-      </w:r>
-    </w:p>
-    <w:p>
-      <w:r>
-        <w:t>3) 21212212</w:t>
-      </w:r>
-    </w:p>
-    <w:p>
-      <w:r>
-        <w:t>4) 11212211</w:t>
-      </w:r>
-    </w:p>
-    <w:p>
-      <w:r>
-        <w:t>5) 12121221.</w:t>
+        <w:t>1) 12122111;</w:t>
+      </w:r>
+    </w:p>
+    <w:p>
+      <w:r>
+        <w:t>2) 21212212;</w:t>
+      </w:r>
+    </w:p>
+    <w:p>
+      <w:r>
+        <w:t>3) 11212211;</w:t>
+      </w:r>
+    </w:p>
+    <w:p>
+      <w:r>
+        <w:t>4) 12121221.</w:t>
       </w:r>
     </w:p>
     <w:p>
@@ -83,22 +83,22 @@
     </w:p>
     <w:p>
       <w:r>
-        <w:t>2) ?*mi*.m*;</w:t>
-      </w:r>
-    </w:p>
-    <w:p>
-      <w:r>
-        <w:t>3) *mi*.mp*;</w:t>
-      </w:r>
-    </w:p>
-    <w:p>
-      <w:r>
-        <w:t>4) *?mi?.mp*;</w:t>
-      </w:r>
-    </w:p>
-    <w:p>
-      <w:r>
-        <w:t>5) *?mi*.mp*.</w:t>
+        <w:t>1) ?*mi*.m*;</w:t>
+      </w:r>
+    </w:p>
+    <w:p>
+      <w:r>
+        <w:t>2) *mi*.mp*;</w:t>
+      </w:r>
+    </w:p>
+    <w:p>
+      <w:r>
+        <w:t>3) *?mi?.mp*;</w:t>
+      </w:r>
+    </w:p>
+    <w:p>
+      <w:r>
+        <w:t>4) *?mi*.mp*.</w:t>
       </w:r>
     </w:p>
     <w:p>
@@ -178,7 +178,7 @@
     </w:p>
     <w:p>
       <w:r>
-        <w:t>На числовой прямой даны три отрезка: P = [26, 41], Q = [6, 21] и R = [31, 36]. Выберите такой отрезок A, что формула</w:t>
+        <w:t>На числовой прямой даны три отрезка: P = [26, 41], Q = [6, 21] и R = [31, 36]. Выберите такой отрезок A, при котором формула</w:t>
       </w:r>
     </w:p>
     <w:p>
@@ -188,7 +188,27 @@
     </w:p>
     <w:p>
       <w:r>
-        <w:t>тождественно ложна. Варианты: 2) [36, 41]; 3) [1, 31]; 4) [21, 26]; 5) [1, 21].</w:t>
+        <w:t>тождественно ложна:</w:t>
+      </w:r>
+    </w:p>
+    <w:p>
+      <w:r>
+        <w:t>1) [36, 41];</w:t>
+      </w:r>
+    </w:p>
+    <w:p>
+      <w:r>
+        <w:t>2) [1, 31];</w:t>
+      </w:r>
+    </w:p>
+    <w:p>
+      <w:r>
+        <w:t>3) [21, 26];</w:t>
+      </w:r>
+    </w:p>
+    <w:p>
+      <w:r>
+        <w:t>4) [1, 21].</w:t>
       </w:r>
     </w:p>
     <w:p>
@@ -203,12 +223,12 @@
     </w:p>
     <w:p>
       <w:r>
-        <w:t>2) прибавь 2;</w:t>
-      </w:r>
-    </w:p>
-    <w:p>
-      <w:r>
-        <w:t>3) увеличь число десятков на 2 (например, 34 → 44).</w:t>
+        <w:t>1) прибавь 2;</w:t>
+      </w:r>
+    </w:p>
+    <w:p>
+      <w:r>
+        <w:t>2) увеличь число десятков на 2 (например, 34 → 44).</w:t>
       </w:r>
     </w:p>
     <w:p>
@@ -256,22 +276,22 @@
     </w:p>
     <w:p>
       <w:r>
-        <w:t>2) 21111222</w:t>
-      </w:r>
-    </w:p>
-    <w:p>
-      <w:r>
-        <w:t>3) 11211111</w:t>
-      </w:r>
-    </w:p>
-    <w:p>
-      <w:r>
-        <w:t>4) 22211222</w:t>
-      </w:r>
-    </w:p>
-    <w:p>
-      <w:r>
-        <w:t>5) 22211111.</w:t>
+        <w:t>1) 21111222;</w:t>
+      </w:r>
+    </w:p>
+    <w:p>
+      <w:r>
+        <w:t>2) 11211111;</w:t>
+      </w:r>
+    </w:p>
+    <w:p>
+      <w:r>
+        <w:t>3) 22211222;</w:t>
+      </w:r>
+    </w:p>
+    <w:p>
+      <w:r>
+        <w:t>4) 22211111.</w:t>
       </w:r>
     </w:p>
     <w:p>
@@ -311,22 +331,22 @@
     </w:p>
     <w:p>
       <w:r>
-        <w:t>2) *.csv;</w:t>
-      </w:r>
-    </w:p>
-    <w:p>
-      <w:r>
-        <w:t>3) box.*;</w:t>
-      </w:r>
-    </w:p>
-    <w:p>
-      <w:r>
-        <w:t>4) b*.*;</w:t>
-      </w:r>
-    </w:p>
-    <w:p>
-      <w:r>
-        <w:t>5) bo?.*.</w:t>
+        <w:t>1) *.csv;</w:t>
+      </w:r>
+    </w:p>
+    <w:p>
+      <w:r>
+        <w:t>2) box.*;</w:t>
+      </w:r>
+    </w:p>
+    <w:p>
+      <w:r>
+        <w:t>3) b*.*;</w:t>
+      </w:r>
+    </w:p>
+    <w:p>
+      <w:r>
+        <w:t>4) bo?.*.</w:t>
       </w:r>
     </w:p>
     <w:p>
@@ -406,7 +426,7 @@
     </w:p>
     <w:p>
       <w:r>
-        <w:t>На числовой прямой даны три отрезка: P = [26, 41], Q = [6, 21] и R = [31, 36]. Выберите такой отрезок A, что формула</w:t>
+        <w:t>На числовой прямой даны три отрезка: P = [26, 41], Q = [6, 21] и R = [31, 36]. Выберите такой отрезок A, при котором формула</w:t>
       </w:r>
     </w:p>
     <w:p>
@@ -416,7 +436,27 @@
     </w:p>
     <w:p>
       <w:r>
-        <w:t>тождественно ложна. Варианты: 2) [1, 21]; 3) [1, 31]; 4) [36, 41]; 5) [21, 26].</w:t>
+        <w:t>тождественно ложна:</w:t>
+      </w:r>
+    </w:p>
+    <w:p>
+      <w:r>
+        <w:t>1) [1, 21];</w:t>
+      </w:r>
+    </w:p>
+    <w:p>
+      <w:r>
+        <w:t>2) [1, 31];</w:t>
+      </w:r>
+    </w:p>
+    <w:p>
+      <w:r>
+        <w:t>3) [36, 41];</w:t>
+      </w:r>
+    </w:p>
+    <w:p>
+      <w:r>
+        <w:t>4) [21, 26].</w:t>
       </w:r>
     </w:p>
     <w:p>
@@ -431,12 +471,12 @@
     </w:p>
     <w:p>
       <w:r>
-        <w:t>2) прибавь 2;</w:t>
-      </w:r>
-    </w:p>
-    <w:p>
-      <w:r>
-        <w:t>3) увеличь число десятков на 2 (например, 34 → 44).</w:t>
+        <w:t>1) прибавь 2;</w:t>
+      </w:r>
+    </w:p>
+    <w:p>
+      <w:r>
+        <w:t>2) увеличь число десятков на 2 (например, 34 → 44).</w:t>
       </w:r>
     </w:p>
     <w:p>
@@ -484,22 +524,22 @@
     </w:p>
     <w:p>
       <w:r>
-        <w:t>2) 21121212</w:t>
-      </w:r>
-    </w:p>
-    <w:p>
-      <w:r>
-        <w:t>3) 12122211</w:t>
-      </w:r>
-    </w:p>
-    <w:p>
-      <w:r>
-        <w:t>4) 12211112</w:t>
-      </w:r>
-    </w:p>
-    <w:p>
-      <w:r>
-        <w:t>5) 22211221.</w:t>
+        <w:t>1) 21121212;</w:t>
+      </w:r>
+    </w:p>
+    <w:p>
+      <w:r>
+        <w:t>2) 12122211;</w:t>
+      </w:r>
+    </w:p>
+    <w:p>
+      <w:r>
+        <w:t>3) 12211112;</w:t>
+      </w:r>
+    </w:p>
+    <w:p>
+      <w:r>
+        <w:t>4) 22211221.</w:t>
       </w:r>
     </w:p>
     <w:p>
@@ -539,22 +579,22 @@
     </w:p>
     <w:p>
       <w:r>
-        <w:t>2) r*.mp*;</w:t>
-      </w:r>
-    </w:p>
-    <w:p>
-      <w:r>
-        <w:t>3) rain.*;</w:t>
-      </w:r>
-    </w:p>
-    <w:p>
-      <w:r>
-        <w:t>4) *ain.mp5;</w:t>
-      </w:r>
-    </w:p>
-    <w:p>
-      <w:r>
-        <w:t>5) *rain*.</w:t>
+        <w:t>1) r*.mp*;</w:t>
+      </w:r>
+    </w:p>
+    <w:p>
+      <w:r>
+        <w:t>2) rain.*;</w:t>
+      </w:r>
+    </w:p>
+    <w:p>
+      <w:r>
+        <w:t>3) *ain.mp5;</w:t>
+      </w:r>
+    </w:p>
+    <w:p>
+      <w:r>
+        <w:t>4) *rain*.</w:t>
       </w:r>
     </w:p>
     <w:p>
@@ -634,7 +674,7 @@
     </w:p>
     <w:p>
       <w:r>
-        <w:t>На числовой прямой даны три отрезка: P = [26, 41], Q = [6, 21] и R = [31, 36]. Выберите такой отрезок A, что формула</w:t>
+        <w:t>На числовой прямой даны три отрезка: P = [26, 41], Q = [6, 21] и R = [31, 36]. Выберите такой отрезок A, при котором формула</w:t>
       </w:r>
     </w:p>
     <w:p>
@@ -644,7 +684,27 @@
     </w:p>
     <w:p>
       <w:r>
-        <w:t>тождественно ложна. Варианты: 2) [21, 26]; 3) [36, 41]; 4) [1, 31]; 5) [1, 21].</w:t>
+        <w:t>тождественно ложна:</w:t>
+      </w:r>
+    </w:p>
+    <w:p>
+      <w:r>
+        <w:t>1) [21, 26];</w:t>
+      </w:r>
+    </w:p>
+    <w:p>
+      <w:r>
+        <w:t>2) [36, 41];</w:t>
+      </w:r>
+    </w:p>
+    <w:p>
+      <w:r>
+        <w:t>3) [1, 31];</w:t>
+      </w:r>
+    </w:p>
+    <w:p>
+      <w:r>
+        <w:t>4) [1, 21].</w:t>
       </w:r>
     </w:p>
     <w:p>
@@ -659,12 +719,12 @@
     </w:p>
     <w:p>
       <w:r>
-        <w:t>2) прибавь 2;</w:t>
-      </w:r>
-    </w:p>
-    <w:p>
-      <w:r>
-        <w:t>3) увеличь число десятков на 2 (например, 34 → 44).</w:t>
+        <w:t>1) прибавь 2;</w:t>
+      </w:r>
+    </w:p>
+    <w:p>
+      <w:r>
+        <w:t>2) увеличь число десятков на 2 (например, 34 → 44).</w:t>
       </w:r>
     </w:p>
     <w:p>
@@ -712,22 +772,22 @@
     </w:p>
     <w:p>
       <w:r>
-        <w:t>2) 22111221</w:t>
-      </w:r>
-    </w:p>
-    <w:p>
-      <w:r>
-        <w:t>3) 12211222</w:t>
-      </w:r>
-    </w:p>
-    <w:p>
-      <w:r>
-        <w:t>4) 22221121</w:t>
-      </w:r>
-    </w:p>
-    <w:p>
-      <w:r>
-        <w:t>5) 22212122.</w:t>
+        <w:t>1) 22111221;</w:t>
+      </w:r>
+    </w:p>
+    <w:p>
+      <w:r>
+        <w:t>2) 12211222;</w:t>
+      </w:r>
+    </w:p>
+    <w:p>
+      <w:r>
+        <w:t>3) 22221121;</w:t>
+      </w:r>
+    </w:p>
+    <w:p>
+      <w:r>
+        <w:t>4) 22212122.</w:t>
       </w:r>
     </w:p>
     <w:p>
@@ -769,22 +829,22 @@
     </w:p>
     <w:p>
       <w:r>
-        <w:t>2) a2.*;</w:t>
-      </w:r>
-    </w:p>
-    <w:p>
-      <w:r>
-        <w:t>3) a?.*;</w:t>
-      </w:r>
-    </w:p>
-    <w:p>
-      <w:r>
-        <w:t>4) *2.*;</w:t>
-      </w:r>
-    </w:p>
-    <w:p>
-      <w:r>
-        <w:t>5) a*.x.</w:t>
+        <w:t>1) a2.*;</w:t>
+      </w:r>
+    </w:p>
+    <w:p>
+      <w:r>
+        <w:t>2) a?.*;</w:t>
+      </w:r>
+    </w:p>
+    <w:p>
+      <w:r>
+        <w:t>3) *2.*;</w:t>
+      </w:r>
+    </w:p>
+    <w:p>
+      <w:r>
+        <w:t>4) a*.x.</w:t>
       </w:r>
     </w:p>
     <w:p>
@@ -864,7 +924,7 @@
     </w:p>
     <w:p>
       <w:r>
-        <w:t>На числовой прямой даны три отрезка: P = [26, 41], Q = [6, 21] и R = [31, 36]. Выберите такой отрезок A, что формула</w:t>
+        <w:t>На числовой прямой даны три отрезка: P = [26, 41], Q = [6, 21] и R = [31, 36]. Выберите такой отрезок A, при котором формула</w:t>
       </w:r>
     </w:p>
     <w:p>
@@ -874,7 +934,27 @@
     </w:p>
     <w:p>
       <w:r>
-        <w:t>тождественно ложна. Варианты: 2) [21, 26]; 3) [1, 31]; 4) [1, 21]; 5) [36, 41].</w:t>
+        <w:t>тождественно ложна:</w:t>
+      </w:r>
+    </w:p>
+    <w:p>
+      <w:r>
+        <w:t>1) [21, 26];</w:t>
+      </w:r>
+    </w:p>
+    <w:p>
+      <w:r>
+        <w:t>2) [1, 31];</w:t>
+      </w:r>
+    </w:p>
+    <w:p>
+      <w:r>
+        <w:t>3) [1, 21];</w:t>
+      </w:r>
+    </w:p>
+    <w:p>
+      <w:r>
+        <w:t>4) [36, 41].</w:t>
       </w:r>
     </w:p>
     <w:p>
@@ -889,12 +969,12 @@
     </w:p>
     <w:p>
       <w:r>
-        <w:t>2) прибавь 2;</w:t>
-      </w:r>
-    </w:p>
-    <w:p>
-      <w:r>
-        <w:t>3) увеличь число десятков на 2 (например, 34 → 44).</w:t>
+        <w:t>1) прибавь 2;</w:t>
+      </w:r>
+    </w:p>
+    <w:p>
+      <w:r>
+        <w:t>2) увеличь число десятков на 2 (например, 34 → 44).</w:t>
       </w:r>
     </w:p>
     <w:p>
@@ -942,22 +1022,22 @@
     </w:p>
     <w:p>
       <w:r>
-        <w:t>2) 21221221</w:t>
-      </w:r>
-    </w:p>
-    <w:p>
-      <w:r>
-        <w:t>3) 12122212</w:t>
-      </w:r>
-    </w:p>
-    <w:p>
-      <w:r>
-        <w:t>4) 12221122</w:t>
-      </w:r>
-    </w:p>
-    <w:p>
-      <w:r>
-        <w:t>5) 22212221.</w:t>
+        <w:t>1) 21221221;</w:t>
+      </w:r>
+    </w:p>
+    <w:p>
+      <w:r>
+        <w:t>2) 12122212;</w:t>
+      </w:r>
+    </w:p>
+    <w:p>
+      <w:r>
+        <w:t>3) 12221122;</w:t>
+      </w:r>
+    </w:p>
+    <w:p>
+      <w:r>
+        <w:t>4) 22212221.</w:t>
       </w:r>
     </w:p>
     <w:p>
@@ -997,22 +1077,22 @@
     </w:p>
     <w:p>
       <w:r>
-        <w:t>2) ca*.doc;</w:t>
-      </w:r>
-    </w:p>
-    <w:p>
-      <w:r>
-        <w:t>3) c*t.doc;</w:t>
-      </w:r>
-    </w:p>
-    <w:p>
-      <w:r>
-        <w:t>4) *.doc;</w:t>
-      </w:r>
-    </w:p>
-    <w:p>
-      <w:r>
-        <w:t>5) c?r.doc.</w:t>
+        <w:t>1) ca*.doc;</w:t>
+      </w:r>
+    </w:p>
+    <w:p>
+      <w:r>
+        <w:t>2) c*t.doc;</w:t>
+      </w:r>
+    </w:p>
+    <w:p>
+      <w:r>
+        <w:t>3) *.doc;</w:t>
+      </w:r>
+    </w:p>
+    <w:p>
+      <w:r>
+        <w:t>4) c?r.doc.</w:t>
       </w:r>
     </w:p>
     <w:p>
@@ -1092,7 +1172,7 @@
     </w:p>
     <w:p>
       <w:r>
-        <w:t>На числовой прямой даны три отрезка: P = [26, 41], Q = [6, 21] и R = [31, 36]. Выберите такой отрезок A, что формула</w:t>
+        <w:t>На числовой прямой даны три отрезка: P = [26, 41], Q = [6, 21] и R = [31, 36]. Выберите такой отрезок A, при котором формула</w:t>
       </w:r>
     </w:p>
     <w:p>
@@ -1102,7 +1182,27 @@
     </w:p>
     <w:p>
       <w:r>
-        <w:t>тождественно ложна. Варианты: 2) [21, 26]; 3) [1, 31]; 4) [1, 21]; 5) [36, 41].</w:t>
+        <w:t>тождественно ложна:</w:t>
+      </w:r>
+    </w:p>
+    <w:p>
+      <w:r>
+        <w:t>1) [21, 26];</w:t>
+      </w:r>
+    </w:p>
+    <w:p>
+      <w:r>
+        <w:t>2) [1, 31];</w:t>
+      </w:r>
+    </w:p>
+    <w:p>
+      <w:r>
+        <w:t>3) [1, 21];</w:t>
+      </w:r>
+    </w:p>
+    <w:p>
+      <w:r>
+        <w:t>4) [36, 41].</w:t>
       </w:r>
     </w:p>
     <w:p>
@@ -1117,12 +1217,12 @@
     </w:p>
     <w:p>
       <w:r>
-        <w:t>2) прибавь 2;</w:t>
-      </w:r>
-    </w:p>
-    <w:p>
-      <w:r>
-        <w:t>3) увеличь число десятков на 2 (например, 34 → 44).</w:t>
+        <w:t>1) прибавь 2;</w:t>
+      </w:r>
+    </w:p>
+    <w:p>
+      <w:r>
+        <w:t>2) увеличь число десятков на 2 (например, 34 → 44).</w:t>
       </w:r>
     </w:p>
     <w:p>
@@ -1170,22 +1270,22 @@
     </w:p>
     <w:p>
       <w:r>
-        <w:t>2) 21121222</w:t>
-      </w:r>
-    </w:p>
-    <w:p>
-      <w:r>
-        <w:t>3) 22122121</w:t>
-      </w:r>
-    </w:p>
-    <w:p>
-      <w:r>
-        <w:t>4) 12221122</w:t>
-      </w:r>
-    </w:p>
-    <w:p>
-      <w:r>
-        <w:t>5) 21111111.</w:t>
+        <w:t>1) 21121222;</w:t>
+      </w:r>
+    </w:p>
+    <w:p>
+      <w:r>
+        <w:t>2) 22122121;</w:t>
+      </w:r>
+    </w:p>
+    <w:p>
+      <w:r>
+        <w:t>3) 12221122;</w:t>
+      </w:r>
+    </w:p>
+    <w:p>
+      <w:r>
+        <w:t>4) 21111111.</w:t>
       </w:r>
     </w:p>
     <w:p>
@@ -1231,22 +1331,22 @@
     </w:p>
     <w:p>
       <w:r>
-        <w:t>2) ?*mi*.m*;</w:t>
-      </w:r>
-    </w:p>
-    <w:p>
-      <w:r>
-        <w:t>3) *mi*.mp*;</w:t>
-      </w:r>
-    </w:p>
-    <w:p>
-      <w:r>
-        <w:t>4) *?mi?.mp*;</w:t>
-      </w:r>
-    </w:p>
-    <w:p>
-      <w:r>
-        <w:t>5) *?mi*.mp*.</w:t>
+        <w:t>1) ?*mi*.m*;</w:t>
+      </w:r>
+    </w:p>
+    <w:p>
+      <w:r>
+        <w:t>2) *mi*.mp*;</w:t>
+      </w:r>
+    </w:p>
+    <w:p>
+      <w:r>
+        <w:t>3) *?mi?.mp*;</w:t>
+      </w:r>
+    </w:p>
+    <w:p>
+      <w:r>
+        <w:t>4) *?mi*.mp*.</w:t>
       </w:r>
     </w:p>
     <w:p>
@@ -1326,7 +1426,7 @@
     </w:p>
     <w:p>
       <w:r>
-        <w:t>На числовой прямой даны три отрезка: P = [26, 41], Q = [6, 21] и R = [31, 36]. Выберите такой отрезок A, что формула</w:t>
+        <w:t>На числовой прямой даны три отрезка: P = [26, 41], Q = [6, 21] и R = [31, 36]. Выберите такой отрезок A, при котором формула</w:t>
       </w:r>
     </w:p>
     <w:p>
@@ -1336,7 +1436,27 @@
     </w:p>
     <w:p>
       <w:r>
-        <w:t>тождественно ложна. Варианты: 2) [36, 41]; 3) [1, 31]; 4) [21, 26]; 5) [1, 21].</w:t>
+        <w:t>тождественно ложна:</w:t>
+      </w:r>
+    </w:p>
+    <w:p>
+      <w:r>
+        <w:t>1) [36, 41];</w:t>
+      </w:r>
+    </w:p>
+    <w:p>
+      <w:r>
+        <w:t>2) [1, 31];</w:t>
+      </w:r>
+    </w:p>
+    <w:p>
+      <w:r>
+        <w:t>3) [21, 26];</w:t>
+      </w:r>
+    </w:p>
+    <w:p>
+      <w:r>
+        <w:t>4) [1, 21].</w:t>
       </w:r>
     </w:p>
     <w:p>
@@ -1351,12 +1471,12 @@
     </w:p>
     <w:p>
       <w:r>
-        <w:t>2) прибавь 2;</w:t>
-      </w:r>
-    </w:p>
-    <w:p>
-      <w:r>
-        <w:t>3) увеличь число десятков на 2 (например, 34 → 44).</w:t>
+        <w:t>1) прибавь 2;</w:t>
+      </w:r>
+    </w:p>
+    <w:p>
+      <w:r>
+        <w:t>2) увеличь число десятков на 2 (например, 34 → 44).</w:t>
       </w:r>
     </w:p>
     <w:p>
@@ -1404,22 +1524,22 @@
     </w:p>
     <w:p>
       <w:r>
-        <w:t>2) 22212112</w:t>
-      </w:r>
-    </w:p>
-    <w:p>
-      <w:r>
-        <w:t>3) 21121212</w:t>
-      </w:r>
-    </w:p>
-    <w:p>
-      <w:r>
-        <w:t>4) 12122212</w:t>
-      </w:r>
-    </w:p>
-    <w:p>
-      <w:r>
-        <w:t>5) 11222211.</w:t>
+        <w:t>1) 22212112;</w:t>
+      </w:r>
+    </w:p>
+    <w:p>
+      <w:r>
+        <w:t>2) 21121212;</w:t>
+      </w:r>
+    </w:p>
+    <w:p>
+      <w:r>
+        <w:t>3) 12122212;</w:t>
+      </w:r>
+    </w:p>
+    <w:p>
+      <w:r>
+        <w:t>4) 11222211.</w:t>
       </w:r>
     </w:p>
     <w:p>
@@ -1459,22 +1579,22 @@
     </w:p>
     <w:p>
       <w:r>
-        <w:t>2) *.csv;</w:t>
-      </w:r>
-    </w:p>
-    <w:p>
-      <w:r>
-        <w:t>3) box.*;</w:t>
-      </w:r>
-    </w:p>
-    <w:p>
-      <w:r>
-        <w:t>4) b*.*;</w:t>
-      </w:r>
-    </w:p>
-    <w:p>
-      <w:r>
-        <w:t>5) bo?.*.</w:t>
+        <w:t>1) *.csv;</w:t>
+      </w:r>
+    </w:p>
+    <w:p>
+      <w:r>
+        <w:t>2) box.*;</w:t>
+      </w:r>
+    </w:p>
+    <w:p>
+      <w:r>
+        <w:t>3) b*.*;</w:t>
+      </w:r>
+    </w:p>
+    <w:p>
+      <w:r>
+        <w:t>4) bo?.*.</w:t>
       </w:r>
     </w:p>
     <w:p>
@@ -1554,7 +1674,7 @@
     </w:p>
     <w:p>
       <w:r>
-        <w:t>На числовой прямой даны три отрезка: P = [26, 41], Q = [6, 21] и R = [31, 36]. Выберите такой отрезок A, что формула</w:t>
+        <w:t>На числовой прямой даны три отрезка: P = [26, 41], Q = [6, 21] и R = [31, 36]. Выберите такой отрезок A, при котором формула</w:t>
       </w:r>
     </w:p>
     <w:p>
@@ -1564,7 +1684,27 @@
     </w:p>
     <w:p>
       <w:r>
-        <w:t>тождественно ложна. Варианты: 2) [36, 41]; 3) [1, 21]; 4) [21, 26]; 5) [1, 31].</w:t>
+        <w:t>тождественно ложна:</w:t>
+      </w:r>
+    </w:p>
+    <w:p>
+      <w:r>
+        <w:t>1) [36, 41];</w:t>
+      </w:r>
+    </w:p>
+    <w:p>
+      <w:r>
+        <w:t>2) [1, 21];</w:t>
+      </w:r>
+    </w:p>
+    <w:p>
+      <w:r>
+        <w:t>3) [21, 26];</w:t>
+      </w:r>
+    </w:p>
+    <w:p>
+      <w:r>
+        <w:t>4) [1, 31].</w:t>
       </w:r>
     </w:p>
     <w:p>
@@ -1579,12 +1719,12 @@
     </w:p>
     <w:p>
       <w:r>
-        <w:t>2) прибавь 2;</w:t>
-      </w:r>
-    </w:p>
-    <w:p>
-      <w:r>
-        <w:t>3) увеличь число десятков на 2 (например, 34 → 44).</w:t>
+        <w:t>1) прибавь 2;</w:t>
+      </w:r>
+    </w:p>
+    <w:p>
+      <w:r>
+        <w:t>2) увеличь число десятков на 2 (например, 34 → 44).</w:t>
       </w:r>
     </w:p>
     <w:p>
@@ -1632,22 +1772,22 @@
     </w:p>
     <w:p>
       <w:r>
-        <w:t>2) 22212212</w:t>
-      </w:r>
-    </w:p>
-    <w:p>
-      <w:r>
-        <w:t>3) 11222212</w:t>
-      </w:r>
-    </w:p>
-    <w:p>
-      <w:r>
-        <w:t>4) 12221112</w:t>
-      </w:r>
-    </w:p>
-    <w:p>
-      <w:r>
-        <w:t>5) 22211212.</w:t>
+        <w:t>1) 22212212;</w:t>
+      </w:r>
+    </w:p>
+    <w:p>
+      <w:r>
+        <w:t>2) 11222212;</w:t>
+      </w:r>
+    </w:p>
+    <w:p>
+      <w:r>
+        <w:t>3) 12221112;</w:t>
+      </w:r>
+    </w:p>
+    <w:p>
+      <w:r>
+        <w:t>4) 22211212.</w:t>
       </w:r>
     </w:p>
     <w:p>
@@ -1687,22 +1827,22 @@
     </w:p>
     <w:p>
       <w:r>
-        <w:t>2) r*.mp*;</w:t>
-      </w:r>
-    </w:p>
-    <w:p>
-      <w:r>
-        <w:t>3) rain.*;</w:t>
-      </w:r>
-    </w:p>
-    <w:p>
-      <w:r>
-        <w:t>4) *ain.mp5;</w:t>
-      </w:r>
-    </w:p>
-    <w:p>
-      <w:r>
-        <w:t>5) *rain*.</w:t>
+        <w:t>1) r*.mp*;</w:t>
+      </w:r>
+    </w:p>
+    <w:p>
+      <w:r>
+        <w:t>2) rain.*;</w:t>
+      </w:r>
+    </w:p>
+    <w:p>
+      <w:r>
+        <w:t>3) *ain.mp5;</w:t>
+      </w:r>
+    </w:p>
+    <w:p>
+      <w:r>
+        <w:t>4) *rain*.</w:t>
       </w:r>
     </w:p>
     <w:p>
@@ -1782,7 +1922,7 @@
     </w:p>
     <w:p>
       <w:r>
-        <w:t>На числовой прямой даны три отрезка: P = [26, 41], Q = [6, 21] и R = [31, 36]. Выберите такой отрезок A, что формула</w:t>
+        <w:t>На числовой прямой даны три отрезка: P = [26, 41], Q = [6, 21] и R = [31, 36]. Выберите такой отрезок A, при котором формула</w:t>
       </w:r>
     </w:p>
     <w:p>
@@ -1792,7 +1932,27 @@
     </w:p>
     <w:p>
       <w:r>
-        <w:t>тождественно ложна. Варианты: 2) [1, 31]; 3) [36, 41]; 4) [1, 21]; 5) [21, 26].</w:t>
+        <w:t>тождественно ложна:</w:t>
+      </w:r>
+    </w:p>
+    <w:p>
+      <w:r>
+        <w:t>1) [1, 31];</w:t>
+      </w:r>
+    </w:p>
+    <w:p>
+      <w:r>
+        <w:t>2) [36, 41];</w:t>
+      </w:r>
+    </w:p>
+    <w:p>
+      <w:r>
+        <w:t>3) [1, 21];</w:t>
+      </w:r>
+    </w:p>
+    <w:p>
+      <w:r>
+        <w:t>4) [21, 26].</w:t>
       </w:r>
     </w:p>
     <w:p>
@@ -1807,12 +1967,12 @@
     </w:p>
     <w:p>
       <w:r>
-        <w:t>2) прибавь 2;</w:t>
-      </w:r>
-    </w:p>
-    <w:p>
-      <w:r>
-        <w:t>3) увеличь число десятков на 2 (например, 34 → 44).</w:t>
+        <w:t>1) прибавь 2;</w:t>
+      </w:r>
+    </w:p>
+    <w:p>
+      <w:r>
+        <w:t>2) увеличь число десятков на 2 (например, 34 → 44).</w:t>
       </w:r>
     </w:p>
     <w:p>
@@ -1860,22 +2020,22 @@
     </w:p>
     <w:p>
       <w:r>
-        <w:t>2) 21221221</w:t>
-      </w:r>
-    </w:p>
-    <w:p>
-      <w:r>
-        <w:t>3) 21111121</w:t>
-      </w:r>
-    </w:p>
-    <w:p>
-      <w:r>
-        <w:t>4) 12111222</w:t>
-      </w:r>
-    </w:p>
-    <w:p>
-      <w:r>
-        <w:t>5) 22211121.</w:t>
+        <w:t>1) 21221221;</w:t>
+      </w:r>
+    </w:p>
+    <w:p>
+      <w:r>
+        <w:t>2) 21111121;</w:t>
+      </w:r>
+    </w:p>
+    <w:p>
+      <w:r>
+        <w:t>3) 12111222;</w:t>
+      </w:r>
+    </w:p>
+    <w:p>
+      <w:r>
+        <w:t>4) 22211121.</w:t>
       </w:r>
     </w:p>
     <w:p>
@@ -1917,22 +2077,22 @@
     </w:p>
     <w:p>
       <w:r>
-        <w:t>2) a2.*;</w:t>
-      </w:r>
-    </w:p>
-    <w:p>
-      <w:r>
-        <w:t>3) a?.*;</w:t>
-      </w:r>
-    </w:p>
-    <w:p>
-      <w:r>
-        <w:t>4) *2.*;</w:t>
-      </w:r>
-    </w:p>
-    <w:p>
-      <w:r>
-        <w:t>5) a*.x.</w:t>
+        <w:t>1) a2.*;</w:t>
+      </w:r>
+    </w:p>
+    <w:p>
+      <w:r>
+        <w:t>2) a?.*;</w:t>
+      </w:r>
+    </w:p>
+    <w:p>
+      <w:r>
+        <w:t>3) *2.*;</w:t>
+      </w:r>
+    </w:p>
+    <w:p>
+      <w:r>
+        <w:t>4) a*.x.</w:t>
       </w:r>
     </w:p>
     <w:p>
@@ -2012,7 +2172,7 @@
     </w:p>
     <w:p>
       <w:r>
-        <w:t>На числовой прямой даны три отрезка: P = [26, 41], Q = [6, 21] и R = [31, 36]. Выберите такой отрезок A, что формула</w:t>
+        <w:t>На числовой прямой даны три отрезка: P = [26, 41], Q = [6, 21] и R = [31, 36]. Выберите такой отрезок A, при котором формула</w:t>
       </w:r>
     </w:p>
     <w:p>
@@ -2022,7 +2182,27 @@
     </w:p>
     <w:p>
       <w:r>
-        <w:t>тождественно ложна. Варианты: 2) [21, 26]; 3) [36, 41]; 4) [1, 21]; 5) [1, 31].</w:t>
+        <w:t>тождественно ложна:</w:t>
+      </w:r>
+    </w:p>
+    <w:p>
+      <w:r>
+        <w:t>1) [21, 26];</w:t>
+      </w:r>
+    </w:p>
+    <w:p>
+      <w:r>
+        <w:t>2) [36, 41];</w:t>
+      </w:r>
+    </w:p>
+    <w:p>
+      <w:r>
+        <w:t>3) [1, 21];</w:t>
+      </w:r>
+    </w:p>
+    <w:p>
+      <w:r>
+        <w:t>4) [1, 31].</w:t>
       </w:r>
     </w:p>
     <w:p>
@@ -2037,12 +2217,12 @@
     </w:p>
     <w:p>
       <w:r>
-        <w:t>2) прибавь 2;</w:t>
-      </w:r>
-    </w:p>
-    <w:p>
-      <w:r>
-        <w:t>3) увеличь число десятков на 2 (например, 34 → 44).</w:t>
+        <w:t>1) прибавь 2;</w:t>
+      </w:r>
+    </w:p>
+    <w:p>
+      <w:r>
+        <w:t>2) увеличь число десятков на 2 (например, 34 → 44).</w:t>
       </w:r>
     </w:p>
     <w:p>
@@ -2090,22 +2270,22 @@
     </w:p>
     <w:p>
       <w:r>
-        <w:t>2) 12121212</w:t>
-      </w:r>
-    </w:p>
-    <w:p>
-      <w:r>
-        <w:t>3) 21212221</w:t>
-      </w:r>
-    </w:p>
-    <w:p>
-      <w:r>
-        <w:t>4) 22212112</w:t>
-      </w:r>
-    </w:p>
-    <w:p>
-      <w:r>
-        <w:t>5) 12112112.</w:t>
+        <w:t>1) 12121212;</w:t>
+      </w:r>
+    </w:p>
+    <w:p>
+      <w:r>
+        <w:t>2) 21212221;</w:t>
+      </w:r>
+    </w:p>
+    <w:p>
+      <w:r>
+        <w:t>3) 22212112;</w:t>
+      </w:r>
+    </w:p>
+    <w:p>
+      <w:r>
+        <w:t>4) 12112112.</w:t>
       </w:r>
     </w:p>
     <w:p>
@@ -2145,22 +2325,22 @@
     </w:p>
     <w:p>
       <w:r>
-        <w:t>2) ca*.doc;</w:t>
-      </w:r>
-    </w:p>
-    <w:p>
-      <w:r>
-        <w:t>3) c*t.doc;</w:t>
-      </w:r>
-    </w:p>
-    <w:p>
-      <w:r>
-        <w:t>4) *.doc;</w:t>
-      </w:r>
-    </w:p>
-    <w:p>
-      <w:r>
-        <w:t>5) c?r.doc.</w:t>
+        <w:t>1) ca*.doc;</w:t>
+      </w:r>
+    </w:p>
+    <w:p>
+      <w:r>
+        <w:t>2) c*t.doc;</w:t>
+      </w:r>
+    </w:p>
+    <w:p>
+      <w:r>
+        <w:t>3) *.doc;</w:t>
+      </w:r>
+    </w:p>
+    <w:p>
+      <w:r>
+        <w:t>4) c?r.doc.</w:t>
       </w:r>
     </w:p>
     <w:p>
@@ -2240,7 +2420,7 @@
     </w:p>
     <w:p>
       <w:r>
-        <w:t>На числовой прямой даны три отрезка: P = [26, 41], Q = [6, 21] и R = [31, 36]. Выберите такой отрезок A, что формула</w:t>
+        <w:t>На числовой прямой даны три отрезка: P = [26, 41], Q = [6, 21] и R = [31, 36]. Выберите такой отрезок A, при котором формула</w:t>
       </w:r>
     </w:p>
     <w:p>
@@ -2250,7 +2430,27 @@
     </w:p>
     <w:p>
       <w:r>
-        <w:t>тождественно ложна. Варианты: 2) [21, 26]; 3) [1, 31]; 4) [1, 21]; 5) [36, 41].</w:t>
+        <w:t>тождественно ложна:</w:t>
+      </w:r>
+    </w:p>
+    <w:p>
+      <w:r>
+        <w:t>1) [21, 26];</w:t>
+      </w:r>
+    </w:p>
+    <w:p>
+      <w:r>
+        <w:t>2) [1, 31];</w:t>
+      </w:r>
+    </w:p>
+    <w:p>
+      <w:r>
+        <w:t>3) [1, 21];</w:t>
+      </w:r>
+    </w:p>
+    <w:p>
+      <w:r>
+        <w:t>4) [36, 41].</w:t>
       </w:r>
     </w:p>
     <w:p>
@@ -2265,12 +2465,12 @@
     </w:p>
     <w:p>
       <w:r>
-        <w:t>2) прибавь 2;</w:t>
-      </w:r>
-    </w:p>
-    <w:p>
-      <w:r>
-        <w:t>3) увеличь число десятков на 2 (например, 34 → 44).</w:t>
+        <w:t>1) прибавь 2;</w:t>
+      </w:r>
+    </w:p>
+    <w:p>
+      <w:r>
+        <w:t>2) увеличь число десятков на 2 (например, 34 → 44).</w:t>
       </w:r>
     </w:p>
     <w:p>
@@ -2318,22 +2518,22 @@
     </w:p>
     <w:p>
       <w:r>
-        <w:t>2) 12112111</w:t>
-      </w:r>
-    </w:p>
-    <w:p>
-      <w:r>
-        <w:t>3) 21221122</w:t>
-      </w:r>
-    </w:p>
-    <w:p>
-      <w:r>
-        <w:t>4) 12112211</w:t>
-      </w:r>
-    </w:p>
-    <w:p>
-      <w:r>
-        <w:t>5) 12121222.</w:t>
+        <w:t>1) 12112111;</w:t>
+      </w:r>
+    </w:p>
+    <w:p>
+      <w:r>
+        <w:t>2) 21221122;</w:t>
+      </w:r>
+    </w:p>
+    <w:p>
+      <w:r>
+        <w:t>3) 12112211;</w:t>
+      </w:r>
+    </w:p>
+    <w:p>
+      <w:r>
+        <w:t>4) 12121222.</w:t>
       </w:r>
     </w:p>
     <w:p>
@@ -2379,22 +2579,22 @@
     </w:p>
     <w:p>
       <w:r>
-        <w:t>2) ?*mi*.m*;</w:t>
-      </w:r>
-    </w:p>
-    <w:p>
-      <w:r>
-        <w:t>3) *mi*.mp*;</w:t>
-      </w:r>
-    </w:p>
-    <w:p>
-      <w:r>
-        <w:t>4) *?mi?.mp*;</w:t>
-      </w:r>
-    </w:p>
-    <w:p>
-      <w:r>
-        <w:t>5) *?mi*.mp*.</w:t>
+        <w:t>1) ?*mi*.m*;</w:t>
+      </w:r>
+    </w:p>
+    <w:p>
+      <w:r>
+        <w:t>2) *mi*.mp*;</w:t>
+      </w:r>
+    </w:p>
+    <w:p>
+      <w:r>
+        <w:t>3) *?mi?.mp*;</w:t>
+      </w:r>
+    </w:p>
+    <w:p>
+      <w:r>
+        <w:t>4) *?mi*.mp*.</w:t>
       </w:r>
     </w:p>
     <w:p>
@@ -2474,7 +2674,7 @@
     </w:p>
     <w:p>
       <w:r>
-        <w:t>На числовой прямой даны три отрезка: P = [26, 41], Q = [6, 21] и R = [31, 36]. Выберите такой отрезок A, что формула</w:t>
+        <w:t>На числовой прямой даны три отрезка: P = [26, 41], Q = [6, 21] и R = [31, 36]. Выберите такой отрезок A, при котором формула</w:t>
       </w:r>
     </w:p>
     <w:p>
@@ -2484,7 +2684,27 @@
     </w:p>
     <w:p>
       <w:r>
-        <w:t>тождественно ложна. Варианты: 2) [1, 31]; 3) [36, 41]; 4) [21, 26]; 5) [1, 21].</w:t>
+        <w:t>тождественно ложна:</w:t>
+      </w:r>
+    </w:p>
+    <w:p>
+      <w:r>
+        <w:t>1) [1, 31];</w:t>
+      </w:r>
+    </w:p>
+    <w:p>
+      <w:r>
+        <w:t>2) [36, 41];</w:t>
+      </w:r>
+    </w:p>
+    <w:p>
+      <w:r>
+        <w:t>3) [21, 26];</w:t>
+      </w:r>
+    </w:p>
+    <w:p>
+      <w:r>
+        <w:t>4) [1, 21].</w:t>
       </w:r>
     </w:p>
     <w:p>
@@ -2499,12 +2719,12 @@
     </w:p>
     <w:p>
       <w:r>
-        <w:t>2) прибавь 2;</w:t>
-      </w:r>
-    </w:p>
-    <w:p>
-      <w:r>
-        <w:t>3) увеличь число десятков на 2 (например, 34 → 44).</w:t>
+        <w:t>1) прибавь 2;</w:t>
+      </w:r>
+    </w:p>
+    <w:p>
+      <w:r>
+        <w:t>2) увеличь число десятков на 2 (например, 34 → 44).</w:t>
       </w:r>
     </w:p>
     <w:p>
@@ -2552,22 +2772,22 @@
     </w:p>
     <w:p>
       <w:r>
-        <w:t>2) 11212112</w:t>
-      </w:r>
-    </w:p>
-    <w:p>
-      <w:r>
-        <w:t>3) 11212121</w:t>
-      </w:r>
-    </w:p>
-    <w:p>
-      <w:r>
-        <w:t>4) 12111121</w:t>
-      </w:r>
-    </w:p>
-    <w:p>
-      <w:r>
-        <w:t>5) 21112112.</w:t>
+        <w:t>1) 11212112;</w:t>
+      </w:r>
+    </w:p>
+    <w:p>
+      <w:r>
+        <w:t>2) 11212121;</w:t>
+      </w:r>
+    </w:p>
+    <w:p>
+      <w:r>
+        <w:t>3) 12111121;</w:t>
+      </w:r>
+    </w:p>
+    <w:p>
+      <w:r>
+        <w:t>4) 21112112.</w:t>
       </w:r>
     </w:p>
     <w:p>
@@ -2607,22 +2827,22 @@
     </w:p>
     <w:p>
       <w:r>
-        <w:t>2) *.csv;</w:t>
-      </w:r>
-    </w:p>
-    <w:p>
-      <w:r>
-        <w:t>3) box.*;</w:t>
-      </w:r>
-    </w:p>
-    <w:p>
-      <w:r>
-        <w:t>4) b*.*;</w:t>
-      </w:r>
-    </w:p>
-    <w:p>
-      <w:r>
-        <w:t>5) bo?.*.</w:t>
+        <w:t>1) *.csv;</w:t>
+      </w:r>
+    </w:p>
+    <w:p>
+      <w:r>
+        <w:t>2) box.*;</w:t>
+      </w:r>
+    </w:p>
+    <w:p>
+      <w:r>
+        <w:t>3) b*.*;</w:t>
+      </w:r>
+    </w:p>
+    <w:p>
+      <w:r>
+        <w:t>4) bo?.*.</w:t>
       </w:r>
     </w:p>
     <w:p>
@@ -2702,7 +2922,7 @@
     </w:p>
     <w:p>
       <w:r>
-        <w:t>На числовой прямой даны три отрезка: P = [26, 41], Q = [6, 21] и R = [31, 36]. Выберите такой отрезок A, что формула</w:t>
+        <w:t>На числовой прямой даны три отрезка: P = [26, 41], Q = [6, 21] и R = [31, 36]. Выберите такой отрезок A, при котором формула</w:t>
       </w:r>
     </w:p>
     <w:p>
@@ -2712,7 +2932,27 @@
     </w:p>
     <w:p>
       <w:r>
-        <w:t>тождественно ложна. Варианты: 2) [21, 26]; 3) [1, 21]; 4) [36, 41]; 5) [1, 31].</w:t>
+        <w:t>тождественно ложна:</w:t>
+      </w:r>
+    </w:p>
+    <w:p>
+      <w:r>
+        <w:t>1) [21, 26];</w:t>
+      </w:r>
+    </w:p>
+    <w:p>
+      <w:r>
+        <w:t>2) [1, 21];</w:t>
+      </w:r>
+    </w:p>
+    <w:p>
+      <w:r>
+        <w:t>3) [36, 41];</w:t>
+      </w:r>
+    </w:p>
+    <w:p>
+      <w:r>
+        <w:t>4) [1, 31].</w:t>
       </w:r>
     </w:p>
     <w:p>
@@ -2727,12 +2967,12 @@
     </w:p>
     <w:p>
       <w:r>
-        <w:t>2) прибавь 2;</w:t>
-      </w:r>
-    </w:p>
-    <w:p>
-      <w:r>
-        <w:t>3) увеличь число десятков на 2 (например, 34 → 44).</w:t>
+        <w:t>1) прибавь 2;</w:t>
+      </w:r>
+    </w:p>
+    <w:p>
+      <w:r>
+        <w:t>2) увеличь число десятков на 2 (например, 34 → 44).</w:t>
       </w:r>
     </w:p>
     <w:p>
@@ -2780,22 +3020,22 @@
     </w:p>
     <w:p>
       <w:r>
-        <w:t>2) 11211211</w:t>
-      </w:r>
-    </w:p>
-    <w:p>
-      <w:r>
-        <w:t>3) 11222222</w:t>
-      </w:r>
-    </w:p>
-    <w:p>
-      <w:r>
-        <w:t>4) 22121221</w:t>
-      </w:r>
-    </w:p>
-    <w:p>
-      <w:r>
-        <w:t>5) 12211121.</w:t>
+        <w:t>1) 11211211;</w:t>
+      </w:r>
+    </w:p>
+    <w:p>
+      <w:r>
+        <w:t>2) 11222222;</w:t>
+      </w:r>
+    </w:p>
+    <w:p>
+      <w:r>
+        <w:t>3) 22121221;</w:t>
+      </w:r>
+    </w:p>
+    <w:p>
+      <w:r>
+        <w:t>4) 12211121.</w:t>
       </w:r>
     </w:p>
     <w:p>
@@ -2835,22 +3075,22 @@
     </w:p>
     <w:p>
       <w:r>
-        <w:t>2) r*.mp*;</w:t>
-      </w:r>
-    </w:p>
-    <w:p>
-      <w:r>
-        <w:t>3) rain.*;</w:t>
-      </w:r>
-    </w:p>
-    <w:p>
-      <w:r>
-        <w:t>4) *ain.mp5;</w:t>
-      </w:r>
-    </w:p>
-    <w:p>
-      <w:r>
-        <w:t>5) *rain*.</w:t>
+        <w:t>1) r*.mp*;</w:t>
+      </w:r>
+    </w:p>
+    <w:p>
+      <w:r>
+        <w:t>2) rain.*;</w:t>
+      </w:r>
+    </w:p>
+    <w:p>
+      <w:r>
+        <w:t>3) *ain.mp5;</w:t>
+      </w:r>
+    </w:p>
+    <w:p>
+      <w:r>
+        <w:t>4) *rain*.</w:t>
       </w:r>
     </w:p>
     <w:p>
@@ -2930,7 +3170,7 @@
     </w:p>
     <w:p>
       <w:r>
-        <w:t>На числовой прямой даны три отрезка: P = [26, 41], Q = [6, 21] и R = [31, 36]. Выберите такой отрезок A, что формула</w:t>
+        <w:t>На числовой прямой даны три отрезка: P = [26, 41], Q = [6, 21] и R = [31, 36]. Выберите такой отрезок A, при котором формула</w:t>
       </w:r>
     </w:p>
     <w:p>
@@ -2940,7 +3180,27 @@
     </w:p>
     <w:p>
       <w:r>
-        <w:t>тождественно ложна. Варианты: 2) [1, 21]; 3) [1, 31]; 4) [21, 26]; 5) [36, 41].</w:t>
+        <w:t>тождественно ложна:</w:t>
+      </w:r>
+    </w:p>
+    <w:p>
+      <w:r>
+        <w:t>1) [1, 21];</w:t>
+      </w:r>
+    </w:p>
+    <w:p>
+      <w:r>
+        <w:t>2) [1, 31];</w:t>
+      </w:r>
+    </w:p>
+    <w:p>
+      <w:r>
+        <w:t>3) [21, 26];</w:t>
+      </w:r>
+    </w:p>
+    <w:p>
+      <w:r>
+        <w:t>4) [36, 41].</w:t>
       </w:r>
     </w:p>
     <w:p>
@@ -2955,12 +3215,12 @@
     </w:p>
     <w:p>
       <w:r>
-        <w:t>2) прибавь 2;</w:t>
-      </w:r>
-    </w:p>
-    <w:p>
-      <w:r>
-        <w:t>3) увеличь число десятков на 2 (например, 34 → 44).</w:t>
+        <w:t>1) прибавь 2;</w:t>
+      </w:r>
+    </w:p>
+    <w:p>
+      <w:r>
+        <w:t>2) увеличь число десятков на 2 (например, 34 → 44).</w:t>
       </w:r>
     </w:p>
     <w:p>
@@ -3008,22 +3268,22 @@
     </w:p>
     <w:p>
       <w:r>
-        <w:t>2) 21221211</w:t>
-      </w:r>
-    </w:p>
-    <w:p>
-      <w:r>
-        <w:t>3) 21112211</w:t>
-      </w:r>
-    </w:p>
-    <w:p>
-      <w:r>
-        <w:t>4) 22212212</w:t>
-      </w:r>
-    </w:p>
-    <w:p>
-      <w:r>
-        <w:t>5) 21122222.</w:t>
+        <w:t>1) 21221211;</w:t>
+      </w:r>
+    </w:p>
+    <w:p>
+      <w:r>
+        <w:t>2) 21112211;</w:t>
+      </w:r>
+    </w:p>
+    <w:p>
+      <w:r>
+        <w:t>3) 22212212;</w:t>
+      </w:r>
+    </w:p>
+    <w:p>
+      <w:r>
+        <w:t>4) 21122222.</w:t>
       </w:r>
     </w:p>
     <w:p>
@@ -3065,22 +3325,22 @@
     </w:p>
     <w:p>
       <w:r>
-        <w:t>2) a2.*;</w:t>
-      </w:r>
-    </w:p>
-    <w:p>
-      <w:r>
-        <w:t>3) a?.*;</w:t>
-      </w:r>
-    </w:p>
-    <w:p>
-      <w:r>
-        <w:t>4) *2.*;</w:t>
-      </w:r>
-    </w:p>
-    <w:p>
-      <w:r>
-        <w:t>5) a*.x.</w:t>
+        <w:t>1) a2.*;</w:t>
+      </w:r>
+    </w:p>
+    <w:p>
+      <w:r>
+        <w:t>2) a?.*;</w:t>
+      </w:r>
+    </w:p>
+    <w:p>
+      <w:r>
+        <w:t>3) *2.*;</w:t>
+      </w:r>
+    </w:p>
+    <w:p>
+      <w:r>
+        <w:t>4) a*.x.</w:t>
       </w:r>
     </w:p>
     <w:p>
@@ -3160,7 +3420,7 @@
     </w:p>
     <w:p>
       <w:r>
-        <w:t>На числовой прямой даны три отрезка: P = [26, 41], Q = [6, 21] и R = [31, 36]. Выберите такой отрезок A, что формула</w:t>
+        <w:t>На числовой прямой даны три отрезка: P = [26, 41], Q = [6, 21] и R = [31, 36]. Выберите такой отрезок A, при котором формула</w:t>
       </w:r>
     </w:p>
     <w:p>
@@ -3170,7 +3430,27 @@
     </w:p>
     <w:p>
       <w:r>
-        <w:t>тождественно ложна. Варианты: 2) [21, 26]; 3) [1, 31]; 4) [1, 21]; 5) [36, 41].</w:t>
+        <w:t>тождественно ложна:</w:t>
+      </w:r>
+    </w:p>
+    <w:p>
+      <w:r>
+        <w:t>1) [21, 26];</w:t>
+      </w:r>
+    </w:p>
+    <w:p>
+      <w:r>
+        <w:t>2) [1, 31];</w:t>
+      </w:r>
+    </w:p>
+    <w:p>
+      <w:r>
+        <w:t>3) [1, 21];</w:t>
+      </w:r>
+    </w:p>
+    <w:p>
+      <w:r>
+        <w:t>4) [36, 41].</w:t>
       </w:r>
     </w:p>
     <w:p>
@@ -3185,12 +3465,12 @@
     </w:p>
     <w:p>
       <w:r>
-        <w:t>2) прибавь 2;</w:t>
-      </w:r>
-    </w:p>
-    <w:p>
-      <w:r>
-        <w:t>3) увеличь число десятков на 2 (например, 34 → 44).</w:t>
+        <w:t>1) прибавь 2;</w:t>
+      </w:r>
+    </w:p>
+    <w:p>
+      <w:r>
+        <w:t>2) увеличь число десятков на 2 (например, 34 → 44).</w:t>
       </w:r>
     </w:p>
     <w:p>
@@ -3238,22 +3518,22 @@
     </w:p>
     <w:p>
       <w:r>
-        <w:t>2) 21111211</w:t>
-      </w:r>
-    </w:p>
-    <w:p>
-      <w:r>
-        <w:t>3) 22212212</w:t>
-      </w:r>
-    </w:p>
-    <w:p>
-      <w:r>
-        <w:t>4) 11212221</w:t>
-      </w:r>
-    </w:p>
-    <w:p>
-      <w:r>
-        <w:t>5) 21222212.</w:t>
+        <w:t>1) 21111211;</w:t>
+      </w:r>
+    </w:p>
+    <w:p>
+      <w:r>
+        <w:t>2) 22212212;</w:t>
+      </w:r>
+    </w:p>
+    <w:p>
+      <w:r>
+        <w:t>3) 11212221;</w:t>
+      </w:r>
+    </w:p>
+    <w:p>
+      <w:r>
+        <w:t>4) 21222212.</w:t>
       </w:r>
     </w:p>
     <w:p>
@@ -3293,22 +3573,22 @@
     </w:p>
     <w:p>
       <w:r>
-        <w:t>2) ca*.doc;</w:t>
-      </w:r>
-    </w:p>
-    <w:p>
-      <w:r>
-        <w:t>3) c*t.doc;</w:t>
-      </w:r>
-    </w:p>
-    <w:p>
-      <w:r>
-        <w:t>4) *.doc;</w:t>
-      </w:r>
-    </w:p>
-    <w:p>
-      <w:r>
-        <w:t>5) c?r.doc.</w:t>
+        <w:t>1) ca*.doc;</w:t>
+      </w:r>
+    </w:p>
+    <w:p>
+      <w:r>
+        <w:t>2) c*t.doc;</w:t>
+      </w:r>
+    </w:p>
+    <w:p>
+      <w:r>
+        <w:t>3) *.doc;</w:t>
+      </w:r>
+    </w:p>
+    <w:p>
+      <w:r>
+        <w:t>4) c?r.doc.</w:t>
       </w:r>
     </w:p>
     <w:p>
@@ -3388,7 +3668,7 @@
     </w:p>
     <w:p>
       <w:r>
-        <w:t>На числовой прямой даны три отрезка: P = [26, 41], Q = [6, 21] и R = [31, 36]. Выберите такой отрезок A, что формула</w:t>
+        <w:t>На числовой прямой даны три отрезка: P = [26, 41], Q = [6, 21] и R = [31, 36]. Выберите такой отрезок A, при котором формула</w:t>
       </w:r>
     </w:p>
     <w:p>
@@ -3398,7 +3678,27 @@
     </w:p>
     <w:p>
       <w:r>
-        <w:t>тождественно ложна. Варианты: 2) [1, 21]; 3) [1, 31]; 4) [36, 41]; 5) [21, 26].</w:t>
+        <w:t>тождественно ложна:</w:t>
+      </w:r>
+    </w:p>
+    <w:p>
+      <w:r>
+        <w:t>1) [1, 21];</w:t>
+      </w:r>
+    </w:p>
+    <w:p>
+      <w:r>
+        <w:t>2) [1, 31];</w:t>
+      </w:r>
+    </w:p>
+    <w:p>
+      <w:r>
+        <w:t>3) [36, 41];</w:t>
+      </w:r>
+    </w:p>
+    <w:p>
+      <w:r>
+        <w:t>4) [21, 26].</w:t>
       </w:r>
     </w:p>
     <w:p>
@@ -3413,12 +3713,12 @@
     </w:p>
     <w:p>
       <w:r>
-        <w:t>2) прибавь 2;</w:t>
-      </w:r>
-    </w:p>
-    <w:p>
-      <w:r>
-        <w:t>3) увеличь число десятков на 2 (например, 34 → 44).</w:t>
+        <w:t>1) прибавь 2;</w:t>
+      </w:r>
+    </w:p>
+    <w:p>
+      <w:r>
+        <w:t>2) увеличь число десятков на 2 (например, 34 → 44).</w:t>
       </w:r>
     </w:p>
     <w:p>
@@ -3466,22 +3766,22 @@
     </w:p>
     <w:p>
       <w:r>
-        <w:t>2) 22112122</w:t>
-      </w:r>
-    </w:p>
-    <w:p>
-      <w:r>
-        <w:t>3) 22221212</w:t>
-      </w:r>
-    </w:p>
-    <w:p>
-      <w:r>
-        <w:t>4) 12112112</w:t>
-      </w:r>
-    </w:p>
-    <w:p>
-      <w:r>
-        <w:t>5) 21211211.</w:t>
+        <w:t>1) 22112122;</w:t>
+      </w:r>
+    </w:p>
+    <w:p>
+      <w:r>
+        <w:t>2) 22221212;</w:t>
+      </w:r>
+    </w:p>
+    <w:p>
+      <w:r>
+        <w:t>3) 12112112;</w:t>
+      </w:r>
+    </w:p>
+    <w:p>
+      <w:r>
+        <w:t>4) 21211211.</w:t>
       </w:r>
     </w:p>
     <w:p>
@@ -3527,22 +3827,22 @@
     </w:p>
     <w:p>
       <w:r>
-        <w:t>2) ?*mi*.m*;</w:t>
-      </w:r>
-    </w:p>
-    <w:p>
-      <w:r>
-        <w:t>3) *mi*.mp*;</w:t>
-      </w:r>
-    </w:p>
-    <w:p>
-      <w:r>
-        <w:t>4) *?mi?.mp*;</w:t>
-      </w:r>
-    </w:p>
-    <w:p>
-      <w:r>
-        <w:t>5) *?mi*.mp*.</w:t>
+        <w:t>1) ?*mi*.m*;</w:t>
+      </w:r>
+    </w:p>
+    <w:p>
+      <w:r>
+        <w:t>2) *mi*.mp*;</w:t>
+      </w:r>
+    </w:p>
+    <w:p>
+      <w:r>
+        <w:t>3) *?mi?.mp*;</w:t>
+      </w:r>
+    </w:p>
+    <w:p>
+      <w:r>
+        <w:t>4) *?mi*.mp*.</w:t>
       </w:r>
     </w:p>
     <w:p>
@@ -3622,7 +3922,7 @@
     </w:p>
     <w:p>
       <w:r>
-        <w:t>На числовой прямой даны три отрезка: P = [26, 41], Q = [6, 21] и R = [31, 36]. Выберите такой отрезок A, что формула</w:t>
+        <w:t>На числовой прямой даны три отрезка: P = [26, 41], Q = [6, 21] и R = [31, 36]. Выберите такой отрезок A, при котором формула</w:t>
       </w:r>
     </w:p>
     <w:p>
@@ -3632,7 +3932,27 @@
     </w:p>
     <w:p>
       <w:r>
-        <w:t>тождественно ложна. Варианты: 2) [1, 31]; 3) [36, 41]; 4) [21, 26]; 5) [1, 21].</w:t>
+        <w:t>тождественно ложна:</w:t>
+      </w:r>
+    </w:p>
+    <w:p>
+      <w:r>
+        <w:t>1) [1, 31];</w:t>
+      </w:r>
+    </w:p>
+    <w:p>
+      <w:r>
+        <w:t>2) [36, 41];</w:t>
+      </w:r>
+    </w:p>
+    <w:p>
+      <w:r>
+        <w:t>3) [21, 26];</w:t>
+      </w:r>
+    </w:p>
+    <w:p>
+      <w:r>
+        <w:t>4) [1, 21].</w:t>
       </w:r>
     </w:p>
     <w:p>
@@ -3647,12 +3967,12 @@
     </w:p>
     <w:p>
       <w:r>
-        <w:t>2) прибавь 2;</w:t>
-      </w:r>
-    </w:p>
-    <w:p>
-      <w:r>
-        <w:t>3) увеличь число десятков на 2 (например, 34 → 44).</w:t>
+        <w:t>1) прибавь 2;</w:t>
+      </w:r>
+    </w:p>
+    <w:p>
+      <w:r>
+        <w:t>2) увеличь число десятков на 2 (например, 34 → 44).</w:t>
       </w:r>
     </w:p>
     <w:p>
@@ -3700,22 +4020,22 @@
     </w:p>
     <w:p>
       <w:r>
-        <w:t>2) 11222122</w:t>
-      </w:r>
-    </w:p>
-    <w:p>
-      <w:r>
-        <w:t>3) 21221222</w:t>
-      </w:r>
-    </w:p>
-    <w:p>
-      <w:r>
-        <w:t>4) 22112211</w:t>
-      </w:r>
-    </w:p>
-    <w:p>
-      <w:r>
-        <w:t>5) 21122121.</w:t>
+        <w:t>1) 11222122;</w:t>
+      </w:r>
+    </w:p>
+    <w:p>
+      <w:r>
+        <w:t>2) 21221222;</w:t>
+      </w:r>
+    </w:p>
+    <w:p>
+      <w:r>
+        <w:t>3) 22112211;</w:t>
+      </w:r>
+    </w:p>
+    <w:p>
+      <w:r>
+        <w:t>4) 21122121.</w:t>
       </w:r>
     </w:p>
     <w:p>
@@ -3755,22 +4075,22 @@
     </w:p>
     <w:p>
       <w:r>
-        <w:t>2) *.csv;</w:t>
-      </w:r>
-    </w:p>
-    <w:p>
-      <w:r>
-        <w:t>3) box.*;</w:t>
-      </w:r>
-    </w:p>
-    <w:p>
-      <w:r>
-        <w:t>4) b*.*;</w:t>
-      </w:r>
-    </w:p>
-    <w:p>
-      <w:r>
-        <w:t>5) bo?.*.</w:t>
+        <w:t>1) *.csv;</w:t>
+      </w:r>
+    </w:p>
+    <w:p>
+      <w:r>
+        <w:t>2) box.*;</w:t>
+      </w:r>
+    </w:p>
+    <w:p>
+      <w:r>
+        <w:t>3) b*.*;</w:t>
+      </w:r>
+    </w:p>
+    <w:p>
+      <w:r>
+        <w:t>4) bo?.*.</w:t>
       </w:r>
     </w:p>
     <w:p>
@@ -3850,7 +4170,7 @@
     </w:p>
     <w:p>
       <w:r>
-        <w:t>На числовой прямой даны три отрезка: P = [26, 41], Q = [6, 21] и R = [31, 36]. Выберите такой отрезок A, что формула</w:t>
+        <w:t>На числовой прямой даны три отрезка: P = [26, 41], Q = [6, 21] и R = [31, 36]. Выберите такой отрезок A, при котором формула</w:t>
       </w:r>
     </w:p>
     <w:p>
@@ -3860,7 +4180,27 @@
     </w:p>
     <w:p>
       <w:r>
-        <w:t>тождественно ложна. Варианты: 2) [36, 41]; 3) [1, 21]; 4) [1, 31]; 5) [21, 26].</w:t>
+        <w:t>тождественно ложна:</w:t>
+      </w:r>
+    </w:p>
+    <w:p>
+      <w:r>
+        <w:t>1) [36, 41];</w:t>
+      </w:r>
+    </w:p>
+    <w:p>
+      <w:r>
+        <w:t>2) [1, 21];</w:t>
+      </w:r>
+    </w:p>
+    <w:p>
+      <w:r>
+        <w:t>3) [1, 31];</w:t>
+      </w:r>
+    </w:p>
+    <w:p>
+      <w:r>
+        <w:t>4) [21, 26].</w:t>
       </w:r>
     </w:p>
     <w:p>
@@ -3875,12 +4215,12 @@
     </w:p>
     <w:p>
       <w:r>
-        <w:t>2) прибавь 2;</w:t>
-      </w:r>
-    </w:p>
-    <w:p>
-      <w:r>
-        <w:t>3) увеличь число десятков на 2 (например, 34 → 44).</w:t>
+        <w:t>1) прибавь 2;</w:t>
+      </w:r>
+    </w:p>
+    <w:p>
+      <w:r>
+        <w:t>2) увеличь число десятков на 2 (например, 34 → 44).</w:t>
       </w:r>
     </w:p>
     <w:p>
@@ -3928,22 +4268,22 @@
     </w:p>
     <w:p>
       <w:r>
-        <w:t>2) 21212212</w:t>
-      </w:r>
-    </w:p>
-    <w:p>
-      <w:r>
-        <w:t>3) 11221122</w:t>
-      </w:r>
-    </w:p>
-    <w:p>
-      <w:r>
-        <w:t>4) 12122221</w:t>
-      </w:r>
-    </w:p>
-    <w:p>
-      <w:r>
-        <w:t>5) 22111112.</w:t>
+        <w:t>1) 21212212;</w:t>
+      </w:r>
+    </w:p>
+    <w:p>
+      <w:r>
+        <w:t>2) 11221122;</w:t>
+      </w:r>
+    </w:p>
+    <w:p>
+      <w:r>
+        <w:t>3) 12122221;</w:t>
+      </w:r>
+    </w:p>
+    <w:p>
+      <w:r>
+        <w:t>4) 22111112.</w:t>
       </w:r>
     </w:p>
     <w:p>
@@ -3983,22 +4323,22 @@
     </w:p>
     <w:p>
       <w:r>
-        <w:t>2) r*.mp*;</w:t>
-      </w:r>
-    </w:p>
-    <w:p>
-      <w:r>
-        <w:t>3) rain.*;</w:t>
-      </w:r>
-    </w:p>
-    <w:p>
-      <w:r>
-        <w:t>4) *ain.mp5;</w:t>
-      </w:r>
-    </w:p>
-    <w:p>
-      <w:r>
-        <w:t>5) *rain*.</w:t>
+        <w:t>1) r*.mp*;</w:t>
+      </w:r>
+    </w:p>
+    <w:p>
+      <w:r>
+        <w:t>2) rain.*;</w:t>
+      </w:r>
+    </w:p>
+    <w:p>
+      <w:r>
+        <w:t>3) *ain.mp5;</w:t>
+      </w:r>
+    </w:p>
+    <w:p>
+      <w:r>
+        <w:t>4) *rain*.</w:t>
       </w:r>
     </w:p>
     <w:p>
@@ -4078,7 +4418,7 @@
     </w:p>
     <w:p>
       <w:r>
-        <w:t>На числовой прямой даны три отрезка: P = [26, 41], Q = [6, 21] и R = [31, 36]. Выберите такой отрезок A, что формула</w:t>
+        <w:t>На числовой прямой даны три отрезка: P = [26, 41], Q = [6, 21] и R = [31, 36]. Выберите такой отрезок A, при котором формула</w:t>
       </w:r>
     </w:p>
     <w:p>
@@ -4088,7 +4428,27 @@
     </w:p>
     <w:p>
       <w:r>
-        <w:t>тождественно ложна. Варианты: 2) [1, 21]; 3) [21, 26]; 4) [36, 41]; 5) [1, 31].</w:t>
+        <w:t>тождественно ложна:</w:t>
+      </w:r>
+    </w:p>
+    <w:p>
+      <w:r>
+        <w:t>1) [1, 21];</w:t>
+      </w:r>
+    </w:p>
+    <w:p>
+      <w:r>
+        <w:t>2) [21, 26];</w:t>
+      </w:r>
+    </w:p>
+    <w:p>
+      <w:r>
+        <w:t>3) [36, 41];</w:t>
+      </w:r>
+    </w:p>
+    <w:p>
+      <w:r>
+        <w:t>4) [1, 31].</w:t>
       </w:r>
     </w:p>
     <w:p>
@@ -4103,12 +4463,12 @@
     </w:p>
     <w:p>
       <w:r>
-        <w:t>2) прибавь 2;</w:t>
-      </w:r>
-    </w:p>
-    <w:p>
-      <w:r>
-        <w:t>3) увеличь число десятков на 2 (например, 34 → 44).</w:t>
+        <w:t>1) прибавь 2;</w:t>
+      </w:r>
+    </w:p>
+    <w:p>
+      <w:r>
+        <w:t>2) увеличь число десятков на 2 (например, 34 → 44).</w:t>
       </w:r>
     </w:p>
     <w:p>
@@ -4156,22 +4516,22 @@
     </w:p>
     <w:p>
       <w:r>
-        <w:t>2) 12221121</w:t>
-      </w:r>
-    </w:p>
-    <w:p>
-      <w:r>
-        <w:t>3) 22112212</w:t>
-      </w:r>
-    </w:p>
-    <w:p>
-      <w:r>
-        <w:t>4) 21121222</w:t>
-      </w:r>
-    </w:p>
-    <w:p>
-      <w:r>
-        <w:t>5) 22111122.</w:t>
+        <w:t>1) 12221121;</w:t>
+      </w:r>
+    </w:p>
+    <w:p>
+      <w:r>
+        <w:t>2) 22112212;</w:t>
+      </w:r>
+    </w:p>
+    <w:p>
+      <w:r>
+        <w:t>3) 21121222;</w:t>
+      </w:r>
+    </w:p>
+    <w:p>
+      <w:r>
+        <w:t>4) 22111122.</w:t>
       </w:r>
     </w:p>
     <w:p>
@@ -4213,22 +4573,22 @@
     </w:p>
     <w:p>
       <w:r>
-        <w:t>2) a2.*;</w:t>
-      </w:r>
-    </w:p>
-    <w:p>
-      <w:r>
-        <w:t>3) a?.*;</w:t>
-      </w:r>
-    </w:p>
-    <w:p>
-      <w:r>
-        <w:t>4) *2.*;</w:t>
-      </w:r>
-    </w:p>
-    <w:p>
-      <w:r>
-        <w:t>5) a*.x.</w:t>
+        <w:t>1) a2.*;</w:t>
+      </w:r>
+    </w:p>
+    <w:p>
+      <w:r>
+        <w:t>2) a?.*;</w:t>
+      </w:r>
+    </w:p>
+    <w:p>
+      <w:r>
+        <w:t>3) *2.*;</w:t>
+      </w:r>
+    </w:p>
+    <w:p>
+      <w:r>
+        <w:t>4) a*.x.</w:t>
       </w:r>
     </w:p>
     <w:p>
@@ -4308,7 +4668,7 @@
     </w:p>
     <w:p>
       <w:r>
-        <w:t>На числовой прямой даны три отрезка: P = [26, 41], Q = [6, 21] и R = [31, 36]. Выберите такой отрезок A, что формула</w:t>
+        <w:t>На числовой прямой даны три отрезка: P = [26, 41], Q = [6, 21] и R = [31, 36]. Выберите такой отрезок A, при котором формула</w:t>
       </w:r>
     </w:p>
     <w:p>
@@ -4318,7 +4678,27 @@
     </w:p>
     <w:p>
       <w:r>
-        <w:t>тождественно ложна. Варианты: 2) [1, 31]; 3) [36, 41]; 4) [21, 26]; 5) [1, 21].</w:t>
+        <w:t>тождественно ложна:</w:t>
+      </w:r>
+    </w:p>
+    <w:p>
+      <w:r>
+        <w:t>1) [1, 31];</w:t>
+      </w:r>
+    </w:p>
+    <w:p>
+      <w:r>
+        <w:t>2) [36, 41];</w:t>
+      </w:r>
+    </w:p>
+    <w:p>
+      <w:r>
+        <w:t>3) [21, 26];</w:t>
+      </w:r>
+    </w:p>
+    <w:p>
+      <w:r>
+        <w:t>4) [1, 21].</w:t>
       </w:r>
     </w:p>
     <w:p>
@@ -4333,12 +4713,12 @@
     </w:p>
     <w:p>
       <w:r>
-        <w:t>2) прибавь 2;</w:t>
-      </w:r>
-    </w:p>
-    <w:p>
-      <w:r>
-        <w:t>3) увеличь число десятков на 2 (например, 34 → 44).</w:t>
+        <w:t>1) прибавь 2;</w:t>
+      </w:r>
+    </w:p>
+    <w:p>
+      <w:r>
+        <w:t>2) увеличь число десятков на 2 (например, 34 → 44).</w:t>
       </w:r>
     </w:p>
     <w:p>
@@ -4386,22 +4766,22 @@
     </w:p>
     <w:p>
       <w:r>
-        <w:t>2) 11221221</w:t>
-      </w:r>
-    </w:p>
-    <w:p>
-      <w:r>
-        <w:t>3) 21222112</w:t>
-      </w:r>
-    </w:p>
-    <w:p>
-      <w:r>
-        <w:t>4) 22111221</w:t>
-      </w:r>
-    </w:p>
-    <w:p>
-      <w:r>
-        <w:t>5) 12112211.</w:t>
+        <w:t>1) 11221221;</w:t>
+      </w:r>
+    </w:p>
+    <w:p>
+      <w:r>
+        <w:t>2) 21222112;</w:t>
+      </w:r>
+    </w:p>
+    <w:p>
+      <w:r>
+        <w:t>3) 22111221;</w:t>
+      </w:r>
+    </w:p>
+    <w:p>
+      <w:r>
+        <w:t>4) 12112211.</w:t>
       </w:r>
     </w:p>
     <w:p>
@@ -4441,22 +4821,22 @@
     </w:p>
     <w:p>
       <w:r>
-        <w:t>2) ca*.doc;</w:t>
-      </w:r>
-    </w:p>
-    <w:p>
-      <w:r>
-        <w:t>3) c*t.doc;</w:t>
-      </w:r>
-    </w:p>
-    <w:p>
-      <w:r>
-        <w:t>4) *.doc;</w:t>
-      </w:r>
-    </w:p>
-    <w:p>
-      <w:r>
-        <w:t>5) c?r.doc.</w:t>
+        <w:t>1) ca*.doc;</w:t>
+      </w:r>
+    </w:p>
+    <w:p>
+      <w:r>
+        <w:t>2) c*t.doc;</w:t>
+      </w:r>
+    </w:p>
+    <w:p>
+      <w:r>
+        <w:t>3) *.doc;</w:t>
+      </w:r>
+    </w:p>
+    <w:p>
+      <w:r>
+        <w:t>4) c?r.doc.</w:t>
       </w:r>
     </w:p>
     <w:p>
@@ -4536,7 +4916,7 @@
     </w:p>
     <w:p>
       <w:r>
-        <w:t>На числовой прямой даны три отрезка: P = [26, 41], Q = [6, 21] и R = [31, 36]. Выберите такой отрезок A, что формула</w:t>
+        <w:t>На числовой прямой даны три отрезка: P = [26, 41], Q = [6, 21] и R = [31, 36]. Выберите такой отрезок A, при котором формула</w:t>
       </w:r>
     </w:p>
     <w:p>
@@ -4546,7 +4926,27 @@
     </w:p>
     <w:p>
       <w:r>
-        <w:t>тождественно ложна. Варианты: 2) [1, 31]; 3) [36, 41]; 4) [21, 26]; 5) [1, 21].</w:t>
+        <w:t>тождественно ложна:</w:t>
+      </w:r>
+    </w:p>
+    <w:p>
+      <w:r>
+        <w:t>1) [1, 31];</w:t>
+      </w:r>
+    </w:p>
+    <w:p>
+      <w:r>
+        <w:t>2) [36, 41];</w:t>
+      </w:r>
+    </w:p>
+    <w:p>
+      <w:r>
+        <w:t>3) [21, 26];</w:t>
+      </w:r>
+    </w:p>
+    <w:p>
+      <w:r>
+        <w:t>4) [1, 21].</w:t>
       </w:r>
     </w:p>
     <w:p>
@@ -4561,12 +4961,12 @@
     </w:p>
     <w:p>
       <w:r>
-        <w:t>2) прибавь 2;</w:t>
-      </w:r>
-    </w:p>
-    <w:p>
-      <w:r>
-        <w:t>3) увеличь число десятков на 2 (например, 34 → 44).</w:t>
+        <w:t>1) прибавь 2;</w:t>
+      </w:r>
+    </w:p>
+    <w:p>
+      <w:r>
+        <w:t>2) увеличь число десятков на 2 (например, 34 → 44).</w:t>
       </w:r>
     </w:p>
     <w:p>
